--- a/static/downloads/pt-br/docx/layer-2/authority-registry.docx
+++ b/static/downloads/pt-br/docx/layer-2/authority-registry.docx
@@ -87,7 +87,7 @@
         <w:t xml:space="preserve"> </w:t>
       </w:r>
       <w:r>
-        <w:t xml:space="preserve">2026-06-26</w:t>
+        <w:t xml:space="preserve">2026-07-07</w:t>
       </w:r>
     </w:p>
     <w:p>
@@ -238,10 +238,10 @@
     </w:p>
     <w:p>
       <w:pPr>
-        <w:pStyle w:val="BlockText"/>
-      </w:pPr>
-      <w:r>
-        <w:t xml:space="preserve">Lista todos os papéis, círculos ou órgãos que detêm autoridade decisória, junto com seu escopo explícito, limites e duração.</w:t>
+        <w:pStyle w:val="FirstParagraph"/>
+      </w:pPr>
+      <w:r>
+        <w:t xml:space="preserve">&gt; Lista todos os papéis, círculos ou órgãos que detêm autoridade decisória, junto com seu escopo explícito, limites e duração.</w:t>
       </w:r>
     </w:p>
     <w:p>
@@ -387,8 +387,14 @@
     </w:p>
     <w:p>
       <w:pPr>
-        <w:pStyle w:val="BlockText"/>
-      </w:pPr>
+        <w:pStyle w:val="BodyText"/>
+      </w:pPr>
+      <w:r>
+        <w:t xml:space="preserve">&gt;</w:t>
+      </w:r>
+      <w:r>
+        <w:t xml:space="preserve"> </w:t>
+      </w:r>
       <w:r>
         <w:rPr>
           <w:b/>
@@ -396,19 +402,29 @@
         </w:rPr>
         <w:t xml:space="preserve">Justificativa — Por que registrar cada autoridade por escrito</w:t>
       </w:r>
-    </w:p>
-    <w:p>
-      <w:pPr>
-        <w:pStyle w:val="BlockText"/>
-      </w:pPr>
-      <w:r>
-        <w:t xml:space="preserve">A autoridade que não é registrada explicitamente acaba sendo preenchida por padrão — por quem está há mais tempo, fala mais alto ou controla as chaves. Um único registro que nomeia cada papel, delimita seu escopo, define seus limites e vincula sua base a um ato de delegação torna ações não autorizadas detectáveis e impede que a autoridade seja derivada de carisma, antiguidade ou propriedade.</w:t>
-      </w:r>
-    </w:p>
-    <w:p>
-      <w:pPr>
-        <w:pStyle w:val="BlockText"/>
-      </w:pPr>
+      <w:r>
+        <w:t xml:space="preserve"> </w:t>
+      </w:r>
+      <w:r>
+        <w:t xml:space="preserve">&gt;</w:t>
+      </w:r>
+      <w:r>
+        <w:t xml:space="preserve"> </w:t>
+      </w:r>
+      <w:r>
+        <w:t xml:space="preserve">&gt; A autoridade que não é registrada explicitamente acaba sendo preenchida por padrão — por quem está há mais tempo, fala mais alto ou controla as chaves. Um único registro que nomeia cada papel, delimita seu escopo, define seus limites e vincula sua base a um ato de delegação torna ações não autorizadas detectáveis e impede que a autoridade seja derivada de carisma, antiguidade ou propriedade.</w:t>
+      </w:r>
+    </w:p>
+    <w:p>
+      <w:pPr>
+        <w:pStyle w:val="BodyText"/>
+      </w:pPr>
+      <w:r>
+        <w:t xml:space="preserve">&gt;</w:t>
+      </w:r>
+      <w:r>
+        <w:t xml:space="preserve"> </w:t>
+      </w:r>
       <w:r>
         <w:rPr>
           <w:b/>
@@ -416,13 +432,17 @@
         </w:rPr>
         <w:t xml:space="preserve">Instruções — Como preencher</w:t>
       </w:r>
-    </w:p>
-    <w:p>
-      <w:pPr>
-        <w:pStyle w:val="BlockText"/>
-      </w:pPr>
-      <w:r>
-        <w:t xml:space="preserve">Para cada papel, órgão ou círculo que detém autoridade, liste o escopo da autoridade, os limites rígidos, o mandato/duração e a base (estado de associação, ato de delegação, etc.). O conjunto coletivo de Membros Plenos é em si uma autoridade e pertence a esta tabela.</w:t>
+      <w:r>
+        <w:t xml:space="preserve"> </w:t>
+      </w:r>
+      <w:r>
+        <w:t xml:space="preserve">&gt;</w:t>
+      </w:r>
+      <w:r>
+        <w:t xml:space="preserve"> </w:t>
+      </w:r>
+      <w:r>
+        <w:t xml:space="preserve">&gt; Para cada papel, órgão ou círculo que detém autoridade, liste o escopo da autoridade, os limites rígidos, o mandato/duração e a base (estado de associação, ato de delegação, etc.). O conjunto coletivo de Membros Plenos é em si uma autoridade e pertence a esta tabela.</w:t>
       </w:r>
     </w:p>
     <w:tbl>
@@ -520,6 +540,13 @@
             <w:pPr>
               <w:pStyle w:val="Compact"/>
             </w:pPr>
+            <w:r>
+              <w:rPr>
+                <w:i/>
+                <w:iCs/>
+              </w:rPr>
+              <w:t xml:space="preserve">&lt;escopo&gt;</w:t>
+            </w:r>
           </w:p>
         </w:tc>
         <w:tc>
@@ -590,14 +617,28 @@
             <w:pPr>
               <w:pStyle w:val="Compact"/>
             </w:pPr>
-          </w:p>
-        </w:tc>
-        <w:tc>
-          <w:tcPr/>
-          <w:p>
-            <w:pPr>
-              <w:pStyle w:val="Compact"/>
-            </w:pPr>
+            <w:r>
+              <w:rPr>
+                <w:i/>
+                <w:iCs/>
+              </w:rPr>
+              <w:t xml:space="preserve">&lt;escopo&gt;</w:t>
+            </w:r>
+          </w:p>
+        </w:tc>
+        <w:tc>
+          <w:tcPr/>
+          <w:p>
+            <w:pPr>
+              <w:pStyle w:val="Compact"/>
+            </w:pPr>
+            <w:r>
+              <w:rPr>
+                <w:i/>
+                <w:iCs/>
+              </w:rPr>
+              <w:t xml:space="preserve">&lt;limites&gt;</w:t>
+            </w:r>
           </w:p>
         </w:tc>
         <w:tc>
@@ -653,6 +694,13 @@
             <w:pPr>
               <w:pStyle w:val="Compact"/>
             </w:pPr>
+            <w:r>
+              <w:rPr>
+                <w:i/>
+                <w:iCs/>
+              </w:rPr>
+              <w:t xml:space="preserve">&lt;escopo&gt;</w:t>
+            </w:r>
           </w:p>
         </w:tc>
         <w:tc>
@@ -691,6 +739,13 @@
             <w:pPr>
               <w:pStyle w:val="Compact"/>
             </w:pPr>
+            <w:r>
+              <w:rPr>
+                <w:i/>
+                <w:iCs/>
+              </w:rPr>
+              <w:t xml:space="preserve">&lt;base&gt;</w:t>
+            </w:r>
           </w:p>
         </w:tc>
       </w:tr>
@@ -774,8 +829,14 @@
     </w:tbl>
     <w:p>
       <w:pPr>
-        <w:pStyle w:val="BlockText"/>
-      </w:pPr>
+        <w:pStyle w:val="BodyText"/>
+      </w:pPr>
+      <w:r>
+        <w:t xml:space="preserve">&gt;</w:t>
+      </w:r>
+      <w:r>
+        <w:t xml:space="preserve"> </w:t>
+      </w:r>
       <w:r>
         <w:rPr>
           <w:b/>
@@ -792,16 +853,16 @@
     </w:p>
     <w:p>
       <w:pPr>
-        <w:pStyle w:val="BlockText"/>
-      </w:pPr>
-      <w:r>
-        <w:t xml:space="preserve">A autoridade não deve ser derivada de carisma, antiguidade, propriedade ou influência informal.</w:t>
-      </w:r>
-      <w:r>
-        <w:t xml:space="preserve"> </w:t>
-      </w:r>
-      <w:r>
-        <w:t xml:space="preserve">Autoridade temporária ou de emergência deve ser explicitamente definida, limitada no tempo e sujeita a revisão.</w:t>
+        <w:pStyle w:val="BodyText"/>
+      </w:pPr>
+      <w:r>
+        <w:t xml:space="preserve">&gt; A autoridade não deve ser derivada de carisma, antiguidade, propriedade ou influência informal.</w:t>
+      </w:r>
+      <w:r>
+        <w:t xml:space="preserve"> </w:t>
+      </w:r>
+      <w:r>
+        <w:t xml:space="preserve">&gt; Autoridade temporária ou de emergência deve ser explicitamente definida, limitada no tempo e sujeita a revisão.</w:t>
       </w:r>
     </w:p>
     <w:p>
@@ -838,6 +899,9 @@
       </w:r>
       <w:r>
         <w:t xml:space="preserve"> </w:t>
+      </w:r>
+      <w:r>
+        <w:t xml:space="preserve">&lt;AAAA-MM-DD&gt;</w:t>
       </w:r>
     </w:p>
     <w:p>

--- a/static/downloads/pt-br/docx/layer-2/authority-registry.docx
+++ b/static/downloads/pt-br/docx/layer-2/authority-registry.docx
@@ -87,7 +87,7 @@
         <w:t xml:space="preserve"> </w:t>
       </w:r>
       <w:r>
-        <w:t xml:space="preserve">2026-07-07</w:t>
+        <w:t xml:space="preserve">2026-08-31</w:t>
       </w:r>
     </w:p>
     <w:p>
